--- a/docs/Bao cao do an.docx
+++ b/docs/Bao cao do an.docx
@@ -15179,6 +15179,9 @@
         <w:jc w:val="both"/>
       </w:pPr>
       <w:r>
+        <w:rPr>
+          <w:noProof/>
+        </w:rPr>
         <w:drawing>
           <wp:inline distT="0" distB="0" distL="0" distR="0" wp14:anchorId="2681086E" wp14:editId="60A40FAA">
             <wp:extent cx="5576570" cy="3070860"/>
@@ -15701,10 +15704,10 @@
       <w:r>
         <w:lastRenderedPageBreak/>
         <w:drawing>
-          <wp:inline distT="0" distB="0" distL="0" distR="0" wp14:anchorId="2CFCBCE3" wp14:editId="7BE303E0">
-            <wp:extent cx="5576570" cy="4183380"/>
-            <wp:effectExtent l="0" t="0" r="5080" b="7620"/>
-            <wp:docPr id="12" name="Picture 12"/>
+          <wp:inline distT="0" distB="0" distL="0" distR="0" wp14:anchorId="45C6459E" wp14:editId="6FE01A5B">
+            <wp:extent cx="5576570" cy="3794760"/>
+            <wp:effectExtent l="0" t="0" r="5080" b="0"/>
+            <wp:docPr id="2" name="Picture 2"/>
             <wp:cNvGraphicFramePr>
               <a:graphicFrameLocks xmlns:a="http://schemas.openxmlformats.org/drawingml/2006/main" noChangeAspect="1"/>
             </wp:cNvGraphicFramePr>
@@ -15724,7 +15727,7 @@
                   <pic:spPr>
                     <a:xfrm>
                       <a:off x="0" y="0"/>
-                      <a:ext cx="5576570" cy="4183380"/>
+                      <a:ext cx="5576570" cy="3794760"/>
                     </a:xfrm>
                     <a:prstGeom prst="rect">
                       <a:avLst/>
@@ -16847,7 +16850,6 @@
                 <w:sz w:val="26"/>
                 <w:szCs w:val="26"/>
               </w:rPr>
-              <w:lastRenderedPageBreak/>
               <w:t>SK_ID_CURR</w:t>
             </w:r>
           </w:p>
@@ -16960,6 +16962,7 @@
                 <w:sz w:val="26"/>
                 <w:szCs w:val="26"/>
               </w:rPr>
+              <w:lastRenderedPageBreak/>
               <w:t>TARGET</w:t>
             </w:r>
           </w:p>
@@ -21956,7 +21959,7 @@
           <w:rPr>
             <w:noProof/>
           </w:rPr>
-          <w:t>32</w:t>
+          <w:t>20</w:t>
         </w:r>
         <w:r>
           <w:rPr>
@@ -23523,7 +23526,7 @@
 </file>
 
 <file path=customXml/itemProps1.xml><?xml version="1.0" encoding="utf-8"?>
-<ds:datastoreItem xmlns:ds="http://schemas.openxmlformats.org/officeDocument/2006/customXml" ds:itemID="{943E1961-44C9-4D17-A1CC-EDAFDE524181}">
+<ds:datastoreItem xmlns:ds="http://schemas.openxmlformats.org/officeDocument/2006/customXml" ds:itemID="{417AE8C6-CE0C-41F9-839E-3524E20B4A1A}">
   <ds:schemaRefs>
     <ds:schemaRef ds:uri="http://schemas.openxmlformats.org/officeDocument/2006/bibliography"/>
   </ds:schemaRefs>
